--- a/policies/build/sop_record_masters/PRE/SOP_PRE.6.a_to_d_patient_feedback_complaint_redressal.docx
+++ b/policies/build/sop_record_masters/PRE/SOP_PRE.6.a_to_d_patient_feedback_complaint_redressal.docx
@@ -208,12 +208,6 @@
     </w:p>
     <w:p>
       <w:r>
-        <w:rPr>
-          <w:i/>
-        </w:rPr>
-        <w:t xml:space="preserve">Why: </w:t>
-      </w:r>
-      <w:r>
         <w:t>so every patient knows there is a real route for feedback and complaints, not a box that is never opened.</w:t>
       </w:r>
     </w:p>
@@ -231,12 +225,6 @@
       </w:r>
     </w:p>
     <w:p>
-      <w:r>
-        <w:rPr>
-          <w:i/>
-        </w:rPr>
-        <w:t xml:space="preserve">Why: </w:t>
-      </w:r>
       <w:r>
         <w:t>a complaint route that depends on the complained-of person forwarding it themselves is not a route at all -- it needs a named alternative receiver built in from the start.</w:t>
       </w:r>
@@ -314,12 +302,6 @@
     </w:p>
     <w:p>
       <w:r>
-        <w:rPr>
-          <w:i/>
-        </w:rPr>
-        <w:t xml:space="preserve">Why: </w:t>
-      </w:r>
-      <w:r>
         <w:t>Feedback that is never asked for is feedback this hospital will never get -- a dissatisfied patient who is never asked simply leaves and tells someone else instead.</w:t>
       </w:r>
     </w:p>
@@ -343,12 +325,6 @@
     </w:p>
     <w:p>
       <w:r>
-        <w:rPr>
-          <w:i/>
-        </w:rPr>
-        <w:t xml:space="preserve">Why: </w:t>
-      </w:r>
-      <w:r>
         <w:t>A patient can be satisfied overall and still have waited three hours in pain -- a satisfaction score alone hides exactly the detail this hospital needs to fix.</w:t>
       </w:r>
     </w:p>
@@ -366,12 +342,6 @@
       </w:r>
     </w:p>
     <w:p>
-      <w:r>
-        <w:rPr>
-          <w:i/>
-        </w:rPr>
-        <w:t xml:space="preserve">Why: </w:t>
-      </w:r>
       <w:r>
         <w:t>A patient who does not know a complaint route exists, or who can only reach the person they want to complain about, will simply stay silent and leave dissatisfied.</w:t>
       </w:r>
@@ -400,12 +370,6 @@
       </w:r>
     </w:p>
     <w:p>
-      <w:r>
-        <w:rPr>
-          <w:i/>
-        </w:rPr>
-        <w:t xml:space="preserve">Why: </w:t>
-      </w:r>
       <w:r>
         <w:t>A complaint log that nobody above the front desk ever opens cannot catch a pattern -- a single complaint is one patient's bad experience, but a repeated one is a system this hospital needs to fix.</w:t>
       </w:r>

--- a/policies/build/sop_record_masters/PRE/SOP_PRE.6.a_to_d_patient_feedback_complaint_redressal.docx
+++ b/policies/build/sop_record_masters/PRE/SOP_PRE.6.a_to_d_patient_feedback_complaint_redressal.docx
@@ -330,7 +330,32 @@
     </w:p>
     <w:p>
       <w:r>
-        <w:t>The organisation has a mechanism to capture the patient experience -- what actually happened to this patient: «wait time, dignity, communication, pain control» -- not only whether they would recommend the hospital. This is distinct from the satisfaction score above.</w:t>
+        <w:t>The organisation has a mechanism to capture the patient experience -- what actually happened to this patient, covering four things:</w:t>
+      </w:r>
+    </w:p>
+    <w:p>
+      <w:r>
+        <w:t>1. Wait time.</w:t>
+      </w:r>
+    </w:p>
+    <w:p>
+      <w:r>
+        <w:t>2. Dignity.</w:t>
+      </w:r>
+    </w:p>
+    <w:p>
+      <w:r>
+        <w:t>3. Communication.</w:t>
+      </w:r>
+    </w:p>
+    <w:p>
+      <w:r>
+        <w:t>4. Pain control.</w:t>
+      </w:r>
+    </w:p>
+    <w:p>
+      <w:r>
+        <w:t>This is not only whether they would recommend the hospital, and is distinct from the satisfaction score above.</w:t>
       </w:r>
     </w:p>
     <w:p>
